--- a/kangosmall_manual.docx
+++ b/kangosmall_manual.docx
@@ -25,12 +25,6 @@
         <w:gridCol w:w="9658"/>
       </w:tblGrid>
       <w:tr>
-        <w:tblPrEx>
-          <w:tblCellMar>
-            <w:top w:w="0" w:type="dxa"/>
-            <w:bottom w:w="0" w:type="dxa"/>
-          </w:tblCellMar>
-        </w:tblPrEx>
         <w:tc>
           <w:tcPr>
             <w:tcW w:w="9658" w:type="dxa"/>
@@ -123,12 +117,6 @@
         <w:gridCol w:w="7458"/>
       </w:tblGrid>
       <w:tr>
-        <w:tblPrEx>
-          <w:tblCellMar>
-            <w:top w:w="0" w:type="dxa"/>
-            <w:bottom w:w="0" w:type="dxa"/>
-          </w:tblCellMar>
-        </w:tblPrEx>
         <w:tc>
           <w:tcPr>
             <w:tcW w:w="2200" w:type="dxa"/>
@@ -192,12 +180,6 @@
         </w:tc>
       </w:tr>
       <w:tr>
-        <w:tblPrEx>
-          <w:tblCellMar>
-            <w:top w:w="0" w:type="dxa"/>
-            <w:bottom w:w="0" w:type="dxa"/>
-          </w:tblCellMar>
-        </w:tblPrEx>
         <w:tc>
           <w:tcPr>
             <w:tcW w:w="2200" w:type="dxa"/>
@@ -285,12 +267,6 @@
         <w:gridCol w:w="9026"/>
       </w:tblGrid>
       <w:tr>
-        <w:tblPrEx>
-          <w:tblCellMar>
-            <w:top w:w="0" w:type="dxa"/>
-            <w:bottom w:w="0" w:type="dxa"/>
-          </w:tblCellMar>
-        </w:tblPrEx>
         <w:tc>
           <w:tcPr>
             <w:tcW w:w="9026" w:type="dxa"/>
@@ -388,12 +364,6 @@
         <w:gridCol w:w="9026"/>
       </w:tblGrid>
       <w:tr>
-        <w:tblPrEx>
-          <w:tblCellMar>
-            <w:top w:w="0" w:type="dxa"/>
-            <w:bottom w:w="0" w:type="dxa"/>
-          </w:tblCellMar>
-        </w:tblPrEx>
         <w:tc>
           <w:tcPr>
             <w:tcW w:w="9026" w:type="dxa"/>
@@ -487,12 +457,6 @@
         <w:gridCol w:w="4626"/>
       </w:tblGrid>
       <w:tr>
-        <w:tblPrEx>
-          <w:tblCellMar>
-            <w:top w:w="0" w:type="dxa"/>
-            <w:bottom w:w="0" w:type="dxa"/>
-          </w:tblCellMar>
-        </w:tblPrEx>
         <w:trPr>
           <w:tblHeader/>
         </w:trPr>
@@ -554,12 +518,6 @@
         </w:tc>
       </w:tr>
       <w:tr>
-        <w:tblPrEx>
-          <w:tblCellMar>
-            <w:top w:w="0" w:type="dxa"/>
-            <w:bottom w:w="0" w:type="dxa"/>
-          </w:tblCellMar>
-        </w:tblPrEx>
         <w:tc>
           <w:tcPr>
             <w:tcW w:w="4400" w:type="dxa"/>
@@ -625,12 +583,6 @@
         </w:tc>
       </w:tr>
       <w:tr>
-        <w:tblPrEx>
-          <w:tblCellMar>
-            <w:top w:w="0" w:type="dxa"/>
-            <w:bottom w:w="0" w:type="dxa"/>
-          </w:tblCellMar>
-        </w:tblPrEx>
         <w:tc>
           <w:tcPr>
             <w:tcW w:w="4400" w:type="dxa"/>
@@ -690,12 +642,6 @@
         </w:tc>
       </w:tr>
       <w:tr>
-        <w:tblPrEx>
-          <w:tblCellMar>
-            <w:top w:w="0" w:type="dxa"/>
-            <w:bottom w:w="0" w:type="dxa"/>
-          </w:tblCellMar>
-        </w:tblPrEx>
         <w:tc>
           <w:tcPr>
             <w:tcW w:w="4400" w:type="dxa"/>
@@ -755,12 +701,6 @@
         </w:tc>
       </w:tr>
       <w:tr>
-        <w:tblPrEx>
-          <w:tblCellMar>
-            <w:top w:w="0" w:type="dxa"/>
-            <w:bottom w:w="0" w:type="dxa"/>
-          </w:tblCellMar>
-        </w:tblPrEx>
         <w:tc>
           <w:tcPr>
             <w:tcW w:w="4400" w:type="dxa"/>
@@ -820,12 +760,6 @@
         </w:tc>
       </w:tr>
       <w:tr>
-        <w:tblPrEx>
-          <w:tblCellMar>
-            <w:top w:w="0" w:type="dxa"/>
-            <w:bottom w:w="0" w:type="dxa"/>
-          </w:tblCellMar>
-        </w:tblPrEx>
         <w:tc>
           <w:tcPr>
             <w:tcW w:w="4400" w:type="dxa"/>
@@ -923,12 +857,6 @@
         <w:gridCol w:w="9026"/>
       </w:tblGrid>
       <w:tr>
-        <w:tblPrEx>
-          <w:tblCellMar>
-            <w:top w:w="0" w:type="dxa"/>
-            <w:bottom w:w="0" w:type="dxa"/>
-          </w:tblCellMar>
-        </w:tblPrEx>
         <w:tc>
           <w:tcPr>
             <w:tcW w:w="9026" w:type="dxa"/>
@@ -980,12 +908,6 @@
         <w:gridCol w:w="8126"/>
       </w:tblGrid>
       <w:tr>
-        <w:tblPrEx>
-          <w:tblCellMar>
-            <w:top w:w="0" w:type="dxa"/>
-            <w:bottom w:w="0" w:type="dxa"/>
-          </w:tblCellMar>
-        </w:tblPrEx>
         <w:tc>
           <w:tcPr>
             <w:tcW w:w="900" w:type="dxa"/>
@@ -1105,12 +1027,6 @@
         <w:gridCol w:w="8126"/>
       </w:tblGrid>
       <w:tr>
-        <w:tblPrEx>
-          <w:tblCellMar>
-            <w:top w:w="0" w:type="dxa"/>
-            <w:bottom w:w="0" w:type="dxa"/>
-          </w:tblCellMar>
-        </w:tblPrEx>
         <w:tc>
           <w:tcPr>
             <w:tcW w:w="900" w:type="dxa"/>
@@ -1238,12 +1154,6 @@
         <w:gridCol w:w="8126"/>
       </w:tblGrid>
       <w:tr>
-        <w:tblPrEx>
-          <w:tblCellMar>
-            <w:top w:w="0" w:type="dxa"/>
-            <w:bottom w:w="0" w:type="dxa"/>
-          </w:tblCellMar>
-        </w:tblPrEx>
         <w:tc>
           <w:tcPr>
             <w:tcW w:w="900" w:type="dxa"/>
@@ -1378,12 +1288,6 @@
         <w:gridCol w:w="9026"/>
       </w:tblGrid>
       <w:tr>
-        <w:tblPrEx>
-          <w:tblCellMar>
-            <w:top w:w="0" w:type="dxa"/>
-            <w:bottom w:w="0" w:type="dxa"/>
-          </w:tblCellMar>
-        </w:tblPrEx>
         <w:tc>
           <w:tcPr>
             <w:tcW w:w="9026" w:type="dxa"/>
@@ -1490,7 +1394,27 @@
         <w:spacing w:after="120"/>
       </w:pPr>
       <w:r>
-        <w:t>RMデータは請求ソフト（楽すけ等）から出力するCSVファイルです。</w:t>
+        <w:t>RMデータは請求ソフト</w:t>
+      </w:r>
+      <w:r>
+        <w:rPr>
+          <w:rFonts w:hint="eastAsia"/>
+        </w:rPr>
+        <w:t>からダウンロードするデータです。</w:t>
+      </w:r>
+    </w:p>
+    <w:p>
+      <w:pPr>
+        <w:spacing w:after="120"/>
+        <w:rPr>
+          <w:rFonts w:hint="eastAsia"/>
+        </w:rPr>
+      </w:pPr>
+      <w:r>
+        <w:rPr>
+          <w:rFonts w:hint="eastAsia"/>
+        </w:rPr>
+        <w:t>請求締めワークフローに添付しているRMデータをそのまま使って下さい。</w:t>
       </w:r>
     </w:p>
     <w:tbl>
@@ -1515,12 +1439,6 @@
         <w:gridCol w:w="6226"/>
       </w:tblGrid>
       <w:tr>
-        <w:tblPrEx>
-          <w:tblCellMar>
-            <w:top w:w="0" w:type="dxa"/>
-            <w:bottom w:w="0" w:type="dxa"/>
-          </w:tblCellMar>
-        </w:tblPrEx>
         <w:tc>
           <w:tcPr>
             <w:tcW w:w="2800" w:type="dxa"/>
@@ -1580,12 +1498,6 @@
         </w:tc>
       </w:tr>
       <w:tr>
-        <w:tblPrEx>
-          <w:tblCellMar>
-            <w:top w:w="0" w:type="dxa"/>
-            <w:bottom w:w="0" w:type="dxa"/>
-          </w:tblCellMar>
-        </w:tblPrEx>
         <w:tc>
           <w:tcPr>
             <w:tcW w:w="2800" w:type="dxa"/>
@@ -1645,12 +1557,6 @@
         </w:tc>
       </w:tr>
       <w:tr>
-        <w:tblPrEx>
-          <w:tblCellMar>
-            <w:top w:w="0" w:type="dxa"/>
-            <w:bottom w:w="0" w:type="dxa"/>
-          </w:tblCellMar>
-        </w:tblPrEx>
         <w:tc>
           <w:tcPr>
             <w:tcW w:w="2800" w:type="dxa"/>
@@ -1710,12 +1616,6 @@
         </w:tc>
       </w:tr>
       <w:tr>
-        <w:tblPrEx>
-          <w:tblCellMar>
-            <w:top w:w="0" w:type="dxa"/>
-            <w:bottom w:w="0" w:type="dxa"/>
-          </w:tblCellMar>
-        </w:tblPrEx>
         <w:tc>
           <w:tcPr>
             <w:tcW w:w="2800" w:type="dxa"/>
@@ -1833,12 +1733,6 @@
         <w:gridCol w:w="6226"/>
       </w:tblGrid>
       <w:tr>
-        <w:tblPrEx>
-          <w:tblCellMar>
-            <w:top w:w="0" w:type="dxa"/>
-            <w:bottom w:w="0" w:type="dxa"/>
-          </w:tblCellMar>
-        </w:tblPrEx>
         <w:tc>
           <w:tcPr>
             <w:tcW w:w="2800" w:type="dxa"/>
@@ -1898,12 +1792,6 @@
         </w:tc>
       </w:tr>
       <w:tr>
-        <w:tblPrEx>
-          <w:tblCellMar>
-            <w:top w:w="0" w:type="dxa"/>
-            <w:bottom w:w="0" w:type="dxa"/>
-          </w:tblCellMar>
-        </w:tblPrEx>
         <w:tc>
           <w:tcPr>
             <w:tcW w:w="2800" w:type="dxa"/>
@@ -1963,12 +1851,6 @@
         </w:tc>
       </w:tr>
       <w:tr>
-        <w:tblPrEx>
-          <w:tblCellMar>
-            <w:top w:w="0" w:type="dxa"/>
-            <w:bottom w:w="0" w:type="dxa"/>
-          </w:tblCellMar>
-        </w:tblPrEx>
         <w:tc>
           <w:tcPr>
             <w:tcW w:w="2800" w:type="dxa"/>
@@ -2028,12 +1910,6 @@
         </w:tc>
       </w:tr>
       <w:tr>
-        <w:tblPrEx>
-          <w:tblCellMar>
-            <w:top w:w="0" w:type="dxa"/>
-            <w:bottom w:w="0" w:type="dxa"/>
-          </w:tblCellMar>
-        </w:tblPrEx>
         <w:tc>
           <w:tcPr>
             <w:tcW w:w="2800" w:type="dxa"/>
@@ -2135,12 +2011,6 @@
         <w:gridCol w:w="6226"/>
       </w:tblGrid>
       <w:tr>
-        <w:tblPrEx>
-          <w:tblCellMar>
-            <w:top w:w="0" w:type="dxa"/>
-            <w:bottom w:w="0" w:type="dxa"/>
-          </w:tblCellMar>
-        </w:tblPrEx>
         <w:tc>
           <w:tcPr>
             <w:tcW w:w="2800" w:type="dxa"/>
@@ -2200,12 +2070,6 @@
         </w:tc>
       </w:tr>
       <w:tr>
-        <w:tblPrEx>
-          <w:tblCellMar>
-            <w:top w:w="0" w:type="dxa"/>
-            <w:bottom w:w="0" w:type="dxa"/>
-          </w:tblCellMar>
-        </w:tblPrEx>
         <w:tc>
           <w:tcPr>
             <w:tcW w:w="2800" w:type="dxa"/>
@@ -2265,12 +2129,6 @@
         </w:tc>
       </w:tr>
       <w:tr>
-        <w:tblPrEx>
-          <w:tblCellMar>
-            <w:top w:w="0" w:type="dxa"/>
-            <w:bottom w:w="0" w:type="dxa"/>
-          </w:tblCellMar>
-        </w:tblPrEx>
         <w:tc>
           <w:tcPr>
             <w:tcW w:w="2800" w:type="dxa"/>
@@ -2330,12 +2188,6 @@
         </w:tc>
       </w:tr>
       <w:tr>
-        <w:tblPrEx>
-          <w:tblCellMar>
-            <w:top w:w="0" w:type="dxa"/>
-            <w:bottom w:w="0" w:type="dxa"/>
-          </w:tblCellMar>
-        </w:tblPrEx>
         <w:tc>
           <w:tcPr>
             <w:tcW w:w="2800" w:type="dxa"/>
@@ -2401,12 +2253,6 @@
         </w:tc>
       </w:tr>
       <w:tr>
-        <w:tblPrEx>
-          <w:tblCellMar>
-            <w:top w:w="0" w:type="dxa"/>
-            <w:bottom w:w="0" w:type="dxa"/>
-          </w:tblCellMar>
-        </w:tblPrEx>
         <w:tc>
           <w:tcPr>
             <w:tcW w:w="2800" w:type="dxa"/>
@@ -2472,12 +2318,6 @@
         </w:tc>
       </w:tr>
       <w:tr>
-        <w:tblPrEx>
-          <w:tblCellMar>
-            <w:top w:w="0" w:type="dxa"/>
-            <w:bottom w:w="0" w:type="dxa"/>
-          </w:tblCellMar>
-        </w:tblPrEx>
         <w:tc>
           <w:tcPr>
             <w:tcW w:w="2800" w:type="dxa"/>
@@ -2571,12 +2411,6 @@
         <w:gridCol w:w="7426"/>
       </w:tblGrid>
       <w:tr>
-        <w:tblPrEx>
-          <w:tblCellMar>
-            <w:top w:w="0" w:type="dxa"/>
-            <w:bottom w:w="0" w:type="dxa"/>
-          </w:tblCellMar>
-        </w:tblPrEx>
         <w:tc>
           <w:tcPr>
             <w:tcW w:w="1600" w:type="dxa"/>
@@ -2633,12 +2467,6 @@
         </w:tc>
       </w:tr>
       <w:tr>
-        <w:tblPrEx>
-          <w:tblCellMar>
-            <w:top w:w="0" w:type="dxa"/>
-            <w:bottom w:w="0" w:type="dxa"/>
-          </w:tblCellMar>
-        </w:tblPrEx>
         <w:tc>
           <w:tcPr>
             <w:tcW w:w="1600" w:type="dxa"/>
@@ -2695,12 +2523,6 @@
         </w:tc>
       </w:tr>
       <w:tr>
-        <w:tblPrEx>
-          <w:tblCellMar>
-            <w:top w:w="0" w:type="dxa"/>
-            <w:bottom w:w="0" w:type="dxa"/>
-          </w:tblCellMar>
-        </w:tblPrEx>
         <w:tc>
           <w:tcPr>
             <w:tcW w:w="1600" w:type="dxa"/>
@@ -2757,12 +2579,6 @@
         </w:tc>
       </w:tr>
       <w:tr>
-        <w:tblPrEx>
-          <w:tblCellMar>
-            <w:top w:w="0" w:type="dxa"/>
-            <w:bottom w:w="0" w:type="dxa"/>
-          </w:tblCellMar>
-        </w:tblPrEx>
         <w:tc>
           <w:tcPr>
             <w:tcW w:w="1600" w:type="dxa"/>
@@ -2869,12 +2685,6 @@
         <w:gridCol w:w="6226"/>
       </w:tblGrid>
       <w:tr>
-        <w:tblPrEx>
-          <w:tblCellMar>
-            <w:top w:w="0" w:type="dxa"/>
-            <w:bottom w:w="0" w:type="dxa"/>
-          </w:tblCellMar>
-        </w:tblPrEx>
         <w:tc>
           <w:tcPr>
             <w:tcW w:w="2800" w:type="dxa"/>
@@ -2934,12 +2744,6 @@
         </w:tc>
       </w:tr>
       <w:tr>
-        <w:tblPrEx>
-          <w:tblCellMar>
-            <w:top w:w="0" w:type="dxa"/>
-            <w:bottom w:w="0" w:type="dxa"/>
-          </w:tblCellMar>
-        </w:tblPrEx>
         <w:tc>
           <w:tcPr>
             <w:tcW w:w="2800" w:type="dxa"/>
@@ -2999,12 +2803,6 @@
         </w:tc>
       </w:tr>
       <w:tr>
-        <w:tblPrEx>
-          <w:tblCellMar>
-            <w:top w:w="0" w:type="dxa"/>
-            <w:bottom w:w="0" w:type="dxa"/>
-          </w:tblCellMar>
-        </w:tblPrEx>
         <w:tc>
           <w:tcPr>
             <w:tcW w:w="2800" w:type="dxa"/>
@@ -3108,12 +2906,6 @@
         <w:gridCol w:w="3426"/>
       </w:tblGrid>
       <w:tr>
-        <w:tblPrEx>
-          <w:tblCellMar>
-            <w:top w:w="0" w:type="dxa"/>
-            <w:bottom w:w="0" w:type="dxa"/>
-          </w:tblCellMar>
-        </w:tblPrEx>
         <w:trPr>
           <w:tblHeader/>
         </w:trPr>
@@ -3242,12 +3034,6 @@
         </w:tc>
       </w:tr>
       <w:tr>
-        <w:tblPrEx>
-          <w:tblCellMar>
-            <w:top w:w="0" w:type="dxa"/>
-            <w:bottom w:w="0" w:type="dxa"/>
-          </w:tblCellMar>
-        </w:tblPrEx>
         <w:tc>
           <w:tcPr>
             <w:tcW w:w="600" w:type="dxa"/>
@@ -3366,12 +3152,6 @@
         </w:tc>
       </w:tr>
       <w:tr>
-        <w:tblPrEx>
-          <w:tblCellMar>
-            <w:top w:w="0" w:type="dxa"/>
-            <w:bottom w:w="0" w:type="dxa"/>
-          </w:tblCellMar>
-        </w:tblPrEx>
         <w:tc>
           <w:tcPr>
             <w:tcW w:w="600" w:type="dxa"/>
@@ -3490,12 +3270,6 @@
         </w:tc>
       </w:tr>
       <w:tr>
-        <w:tblPrEx>
-          <w:tblCellMar>
-            <w:top w:w="0" w:type="dxa"/>
-            <w:bottom w:w="0" w:type="dxa"/>
-          </w:tblCellMar>
-        </w:tblPrEx>
         <w:tc>
           <w:tcPr>
             <w:tcW w:w="600" w:type="dxa"/>
@@ -3614,12 +3388,6 @@
         </w:tc>
       </w:tr>
       <w:tr>
-        <w:tblPrEx>
-          <w:tblCellMar>
-            <w:top w:w="0" w:type="dxa"/>
-            <w:bottom w:w="0" w:type="dxa"/>
-          </w:tblCellMar>
-        </w:tblPrEx>
         <w:tc>
           <w:tcPr>
             <w:tcW w:w="600" w:type="dxa"/>
@@ -3738,12 +3506,6 @@
         </w:tc>
       </w:tr>
       <w:tr>
-        <w:tblPrEx>
-          <w:tblCellMar>
-            <w:top w:w="0" w:type="dxa"/>
-            <w:bottom w:w="0" w:type="dxa"/>
-          </w:tblCellMar>
-        </w:tblPrEx>
         <w:tc>
           <w:tcPr>
             <w:tcW w:w="600" w:type="dxa"/>
@@ -3884,12 +3646,6 @@
         <w:gridCol w:w="9026"/>
       </w:tblGrid>
       <w:tr>
-        <w:tblPrEx>
-          <w:tblCellMar>
-            <w:top w:w="0" w:type="dxa"/>
-            <w:bottom w:w="0" w:type="dxa"/>
-          </w:tblCellMar>
-        </w:tblPrEx>
         <w:tc>
           <w:tcPr>
             <w:tcW w:w="9026" w:type="dxa"/>
@@ -3992,12 +3748,6 @@
         <w:gridCol w:w="9026"/>
       </w:tblGrid>
       <w:tr>
-        <w:tblPrEx>
-          <w:tblCellMar>
-            <w:top w:w="0" w:type="dxa"/>
-            <w:bottom w:w="0" w:type="dxa"/>
-          </w:tblCellMar>
-        </w:tblPrEx>
         <w:tc>
           <w:tcPr>
             <w:tcW w:w="9026" w:type="dxa"/>
@@ -4140,12 +3890,6 @@
         <w:gridCol w:w="9026"/>
       </w:tblGrid>
       <w:tr>
-        <w:tblPrEx>
-          <w:tblCellMar>
-            <w:top w:w="0" w:type="dxa"/>
-            <w:bottom w:w="0" w:type="dxa"/>
-          </w:tblCellMar>
-        </w:tblPrEx>
         <w:tc>
           <w:tcPr>
             <w:tcW w:w="9026" w:type="dxa"/>
@@ -4247,12 +3991,6 @@
         <w:gridCol w:w="6226"/>
       </w:tblGrid>
       <w:tr>
-        <w:tblPrEx>
-          <w:tblCellMar>
-            <w:top w:w="0" w:type="dxa"/>
-            <w:bottom w:w="0" w:type="dxa"/>
-          </w:tblCellMar>
-        </w:tblPrEx>
         <w:tc>
           <w:tcPr>
             <w:tcW w:w="2800" w:type="dxa"/>
@@ -4312,12 +4050,6 @@
         </w:tc>
       </w:tr>
       <w:tr>
-        <w:tblPrEx>
-          <w:tblCellMar>
-            <w:top w:w="0" w:type="dxa"/>
-            <w:bottom w:w="0" w:type="dxa"/>
-          </w:tblCellMar>
-        </w:tblPrEx>
         <w:tc>
           <w:tcPr>
             <w:tcW w:w="2800" w:type="dxa"/>
@@ -4377,12 +4109,6 @@
         </w:tc>
       </w:tr>
       <w:tr>
-        <w:tblPrEx>
-          <w:tblCellMar>
-            <w:top w:w="0" w:type="dxa"/>
-            <w:bottom w:w="0" w:type="dxa"/>
-          </w:tblCellMar>
-        </w:tblPrEx>
         <w:tc>
           <w:tcPr>
             <w:tcW w:w="2800" w:type="dxa"/>
@@ -4491,12 +4217,6 @@
         <w:gridCol w:w="9026"/>
       </w:tblGrid>
       <w:tr>
-        <w:tblPrEx>
-          <w:tblCellMar>
-            <w:top w:w="0" w:type="dxa"/>
-            <w:bottom w:w="0" w:type="dxa"/>
-          </w:tblCellMar>
-        </w:tblPrEx>
         <w:tc>
           <w:tcPr>
             <w:tcW w:w="9026" w:type="dxa"/>
@@ -4652,12 +4372,6 @@
         <w:gridCol w:w="7426"/>
       </w:tblGrid>
       <w:tr>
-        <w:tblPrEx>
-          <w:tblCellMar>
-            <w:top w:w="0" w:type="dxa"/>
-            <w:bottom w:w="0" w:type="dxa"/>
-          </w:tblCellMar>
-        </w:tblPrEx>
         <w:tc>
           <w:tcPr>
             <w:tcW w:w="1600" w:type="dxa"/>
@@ -4714,12 +4428,6 @@
         </w:tc>
       </w:tr>
       <w:tr>
-        <w:tblPrEx>
-          <w:tblCellMar>
-            <w:top w:w="0" w:type="dxa"/>
-            <w:bottom w:w="0" w:type="dxa"/>
-          </w:tblCellMar>
-        </w:tblPrEx>
         <w:tc>
           <w:tcPr>
             <w:tcW w:w="1600" w:type="dxa"/>
@@ -4776,12 +4484,6 @@
         </w:tc>
       </w:tr>
       <w:tr>
-        <w:tblPrEx>
-          <w:tblCellMar>
-            <w:top w:w="0" w:type="dxa"/>
-            <w:bottom w:w="0" w:type="dxa"/>
-          </w:tblCellMar>
-        </w:tblPrEx>
         <w:tc>
           <w:tcPr>
             <w:tcW w:w="1600" w:type="dxa"/>
@@ -4871,12 +4573,6 @@
         <w:gridCol w:w="9026"/>
       </w:tblGrid>
       <w:tr>
-        <w:tblPrEx>
-          <w:tblCellMar>
-            <w:top w:w="0" w:type="dxa"/>
-            <w:bottom w:w="0" w:type="dxa"/>
-          </w:tblCellMar>
-        </w:tblPrEx>
         <w:tc>
           <w:tcPr>
             <w:tcW w:w="9026" w:type="dxa"/>
@@ -4959,12 +4655,6 @@
         <w:gridCol w:w="7426"/>
       </w:tblGrid>
       <w:tr>
-        <w:tblPrEx>
-          <w:tblCellMar>
-            <w:top w:w="0" w:type="dxa"/>
-            <w:bottom w:w="0" w:type="dxa"/>
-          </w:tblCellMar>
-        </w:tblPrEx>
         <w:tc>
           <w:tcPr>
             <w:tcW w:w="1600" w:type="dxa"/>
@@ -5021,12 +4711,6 @@
         </w:tc>
       </w:tr>
       <w:tr>
-        <w:tblPrEx>
-          <w:tblCellMar>
-            <w:top w:w="0" w:type="dxa"/>
-            <w:bottom w:w="0" w:type="dxa"/>
-          </w:tblCellMar>
-        </w:tblPrEx>
         <w:tc>
           <w:tcPr>
             <w:tcW w:w="1600" w:type="dxa"/>
@@ -5105,12 +4789,6 @@
         <w:gridCol w:w="9026"/>
       </w:tblGrid>
       <w:tr>
-        <w:tblPrEx>
-          <w:tblCellMar>
-            <w:top w:w="0" w:type="dxa"/>
-            <w:bottom w:w="0" w:type="dxa"/>
-          </w:tblCellMar>
-        </w:tblPrEx>
         <w:tc>
           <w:tcPr>
             <w:tcW w:w="9026" w:type="dxa"/>
@@ -5276,12 +4954,6 @@
         <w:gridCol w:w="9026"/>
       </w:tblGrid>
       <w:tr>
-        <w:tblPrEx>
-          <w:tblCellMar>
-            <w:top w:w="0" w:type="dxa"/>
-            <w:bottom w:w="0" w:type="dxa"/>
-          </w:tblCellMar>
-        </w:tblPrEx>
         <w:tc>
           <w:tcPr>
             <w:tcW w:w="9026" w:type="dxa"/>
@@ -5344,12 +5016,6 @@
         <w:gridCol w:w="6226"/>
       </w:tblGrid>
       <w:tr>
-        <w:tblPrEx>
-          <w:tblCellMar>
-            <w:top w:w="0" w:type="dxa"/>
-            <w:bottom w:w="0" w:type="dxa"/>
-          </w:tblCellMar>
-        </w:tblPrEx>
         <w:tc>
           <w:tcPr>
             <w:tcW w:w="2800" w:type="dxa"/>
@@ -5409,12 +5075,6 @@
         </w:tc>
       </w:tr>
       <w:tr>
-        <w:tblPrEx>
-          <w:tblCellMar>
-            <w:top w:w="0" w:type="dxa"/>
-            <w:bottom w:w="0" w:type="dxa"/>
-          </w:tblCellMar>
-        </w:tblPrEx>
         <w:tc>
           <w:tcPr>
             <w:tcW w:w="2800" w:type="dxa"/>
@@ -5474,12 +5134,6 @@
         </w:tc>
       </w:tr>
       <w:tr>
-        <w:tblPrEx>
-          <w:tblCellMar>
-            <w:top w:w="0" w:type="dxa"/>
-            <w:bottom w:w="0" w:type="dxa"/>
-          </w:tblCellMar>
-        </w:tblPrEx>
         <w:tc>
           <w:tcPr>
             <w:tcW w:w="2800" w:type="dxa"/>
@@ -5539,12 +5193,6 @@
         </w:tc>
       </w:tr>
       <w:tr>
-        <w:tblPrEx>
-          <w:tblCellMar>
-            <w:top w:w="0" w:type="dxa"/>
-            <w:bottom w:w="0" w:type="dxa"/>
-          </w:tblCellMar>
-        </w:tblPrEx>
         <w:tc>
           <w:tcPr>
             <w:tcW w:w="2800" w:type="dxa"/>
@@ -5811,12 +5459,6 @@
         <w:gridCol w:w="9026"/>
       </w:tblGrid>
       <w:tr>
-        <w:tblPrEx>
-          <w:tblCellMar>
-            <w:top w:w="0" w:type="dxa"/>
-            <w:bottom w:w="0" w:type="dxa"/>
-          </w:tblCellMar>
-        </w:tblPrEx>
         <w:tc>
           <w:tcPr>
             <w:tcW w:w="9026" w:type="dxa"/>
